--- a/resources/templates/oficios/calamidad.docx
+++ b/resources/templates/oficios/calamidad.docx
@@ -413,15 +413,67 @@
       </w:tblGrid>
       <w:tr>
         <w:trPr>
-          <w:cantSplit/>
-        </w:trPr>
-        <w:trPr>
           <w:trHeight w:val="20"/>
         </w:trPr>
         <w:tc>
           <w:tcPr>
             <w:tcW w:w="2500" w:type="pct"/>
           </w:tcPr>
+          <w:p>
+            <w:pPr>
+              <w:jc w:val="left"/>
+              <w:rPr>
+                <w:rFonts w:ascii="Times New Roman" w:hAnsi="Times New Roman" w:cs="Times New Roman"/>
+                <w:lang w:val="es-EC"/>
+              </w:rPr>
+            </w:pPr>
+            <w:bookmarkStart w:id="1" w:name="_Hlk231843257"/>
+          </w:p>
+          <w:p>
+            <w:pPr>
+              <w:jc w:val="left"/>
+              <w:rPr>
+                <w:rFonts w:ascii="Times New Roman" w:hAnsi="Times New Roman" w:cs="Times New Roman"/>
+                <w:lang w:val="es-EC"/>
+              </w:rPr>
+            </w:pPr>
+          </w:p>
+          <w:p>
+            <w:pPr>
+              <w:jc w:val="left"/>
+              <w:rPr>
+                <w:rFonts w:ascii="Times New Roman" w:hAnsi="Times New Roman" w:cs="Times New Roman"/>
+                <w:lang w:val="es-EC"/>
+              </w:rPr>
+            </w:pPr>
+          </w:p>
+          <w:p>
+            <w:pPr>
+              <w:jc w:val="left"/>
+              <w:rPr>
+                <w:rFonts w:ascii="Times New Roman" w:hAnsi="Times New Roman" w:cs="Times New Roman"/>
+                <w:lang w:val="es-EC"/>
+              </w:rPr>
+            </w:pPr>
+          </w:p>
+          <w:p>
+            <w:pPr>
+              <w:jc w:val="left"/>
+              <w:rPr>
+                <w:rFonts w:ascii="Times New Roman" w:hAnsi="Times New Roman" w:cs="Times New Roman"/>
+                <w:lang w:val="es-EC"/>
+              </w:rPr>
+            </w:pPr>
+          </w:p>
+          <w:p>
+            <w:pPr>
+              <w:jc w:val="left"/>
+              <w:rPr>
+                <w:rFonts w:ascii="Times New Roman" w:hAnsi="Times New Roman" w:cs="Times New Roman"/>
+                <w:lang w:val="es-EC"/>
+              </w:rPr>
+            </w:pPr>
+          </w:p>
         </w:tc>
         <w:tc>
           <w:tcPr>
@@ -429,7 +481,7 @@
           </w:tcPr>
           <w:p>
             <w:pPr>
-              <w:jc w:val="both"/>
+              <w:jc w:val="left"/>
               <w:rPr>
                 <w:rFonts w:ascii="Times New Roman" w:hAnsi="Times New Roman" w:cs="Times New Roman"/>
                 <w:b/>
@@ -449,7 +501,7 @@
           </w:p>
           <w:p>
             <w:pPr>
-              <w:jc w:val="both"/>
+              <w:jc w:val="left"/>
               <w:rPr>
                 <w:rFonts w:ascii="Times New Roman" w:hAnsi="Times New Roman" w:cs="Times New Roman"/>
                 <w:lang w:val="es-EC"/>
@@ -458,7 +510,7 @@
           </w:p>
           <w:p>
             <w:pPr>
-              <w:jc w:val="both"/>
+              <w:jc w:val="left"/>
               <w:rPr>
                 <w:rFonts w:ascii="Times New Roman" w:hAnsi="Times New Roman" w:cs="Times New Roman"/>
                 <w:lang w:val="es-EC"/>
@@ -467,7 +519,7 @@
           </w:p>
           <w:p>
             <w:pPr>
-              <w:jc w:val="both"/>
+              <w:jc w:val="left"/>
               <w:rPr>
                 <w:rFonts w:ascii="Times New Roman" w:hAnsi="Times New Roman" w:cs="Times New Roman"/>
                 <w:lang w:val="es-EC"/>
@@ -476,7 +528,7 @@
           </w:p>
           <w:p>
             <w:pPr>
-              <w:jc w:val="both"/>
+              <w:jc w:val="left"/>
               <w:rPr>
                 <w:rFonts w:ascii="Times New Roman" w:hAnsi="Times New Roman" w:cs="Times New Roman"/>
                 <w:lang w:val="es-EC"/>
@@ -495,7 +547,7 @@
           </w:tcPr>
           <w:p>
             <w:pPr>
-              <w:jc w:val="both"/>
+              <w:jc w:val="left"/>
               <w:rPr>
                 <w:rFonts w:ascii="Times New Roman" w:hAnsi="Times New Roman" w:cs="Times New Roman"/>
                 <w:lang w:val="es-EC"/>
@@ -511,7 +563,7 @@
           </w:p>
           <w:p>
             <w:pPr>
-              <w:jc w:val="both"/>
+              <w:jc w:val="left"/>
               <w:rPr>
                 <w:rFonts w:ascii="Times New Roman" w:hAnsi="Times New Roman" w:cs="Times New Roman"/>
                 <w:lang w:val="es-EC"/>
@@ -527,7 +579,7 @@
           </w:p>
           <w:p>
             <w:pPr>
-              <w:jc w:val="both"/>
+              <w:jc w:val="left"/>
               <w:rPr>
                 <w:rFonts w:ascii="Times New Roman" w:hAnsi="Times New Roman" w:cs="Times New Roman"/>
                 <w:lang w:val="es-EC"/>
@@ -543,7 +595,7 @@
           </w:p>
           <w:p>
             <w:pPr>
-              <w:jc w:val="both"/>
+              <w:jc w:val="left"/>
               <w:rPr>
                 <w:rFonts w:ascii="Times New Roman" w:hAnsi="Times New Roman" w:cs="Times New Roman"/>
                 <w:lang w:val="es-EC"/>
@@ -554,7 +606,7 @@
                 <w:rFonts w:ascii="Times New Roman" w:hAnsi="Times New Roman" w:cs="Times New Roman"/>
                 <w:lang w:val="es-EC"/>
               </w:rPr>
-              <w:t>Generado el [Fecha automática del sistema]</w:t>
+              <w:t>Fecha de generación del documento [Fecha automática del sistema]</w:t>
             </w:r>
           </w:p>
         </w:tc>
@@ -564,7 +616,7 @@
           </w:tcPr>
           <w:p>
             <w:pPr>
-              <w:jc w:val="both"/>
+              <w:jc w:val="left"/>
               <w:rPr>
                 <w:rFonts w:ascii="Times New Roman" w:hAnsi="Times New Roman" w:cs="Times New Roman"/>
                 <w:lang w:val="es-EC"/>
@@ -580,7 +632,7 @@
           </w:p>
           <w:p>
             <w:pPr>
-              <w:jc w:val="both"/>
+              <w:jc w:val="left"/>
               <w:rPr>
                 <w:rFonts w:ascii="Times New Roman" w:hAnsi="Times New Roman" w:cs="Times New Roman"/>
                 <w:lang w:val="es-EC"/>
@@ -596,7 +648,7 @@
           </w:p>
           <w:p>
             <w:pPr>
-              <w:jc w:val="both"/>
+              <w:jc w:val="left"/>
               <w:rPr>
                 <w:rFonts w:ascii="Times New Roman" w:hAnsi="Times New Roman" w:cs="Times New Roman"/>
                 <w:lang w:val="es-EC"/>
